--- a/docs/word/screens/screen-spec-SC-09.docx
+++ b/docs/word/screens/screen-spec-SC-09.docx
@@ -1334,7 +1334,7 @@
                 <w:rStyle w:val="VerbatimChar"/>
                 <w:sz w:val="17"/>
               </w:rPr>
-              <w:t xml:space="preserve">notifications</w:t>
+              <w:t xml:space="preserve">notification</w:t>
             </w:r>
             <w:r>
               <w:rPr>
@@ -1948,7 +1948,7 @@
                 <w:rStyle w:val="VerbatimChar"/>
                 <w:sz w:val="17"/>
               </w:rPr>
-              <w:t xml:space="preserve">notifications</w:t>
+              <w:t xml:space="preserve">notification</w:t>
             </w:r>
           </w:p>
         </w:tc>
